--- a/docs-word/12-인프라_운영_비기능_설계서.docx
+++ b/docs-word/12-인프라_운영_비기능_설계서.docx
@@ -802,6 +802,190 @@
       </w:r>
     </w:p>
     <w:p>
+      <w:r>
+        <w:rPr>
+          <w:rFonts w:ascii="Arial" w:hAnsi="Arial" w:eastAsia="Malgun Gothic" w:cs="Malgun Gothic"/>
+          <w:b/>
+          <w:color w:val="000000"/>
+          <w:sz w:val="22"/>
+          <w:lang w:eastAsia="ko-KR"/>
+        </w:rPr>
+        <w:t>구현(v2.0):</w:t>
+      </w:r>
+      <w:r>
+        <w:rPr>
+          <w:rFonts w:ascii="Arial" w:hAnsi="Arial" w:eastAsia="Malgun Gothic" w:cs="Malgun Gothic"/>
+          <w:color w:val="000000"/>
+          <w:sz w:val="22"/>
+          <w:lang w:eastAsia="ko-KR"/>
+        </w:rPr>
+        <w:t xml:space="preserve"> </w:t>
+      </w:r>
+      <w:r>
+        <w:rPr>
+          <w:rFonts w:ascii="Menlo" w:hAnsi="Menlo" w:eastAsia="Menlo" w:cs="Menlo"/>
+          <w:color w:val="000000"/>
+          <w:sz w:val="21"/>
+          <w:lang w:eastAsia="ko-KR"/>
+        </w:rPr>
+        <w:t>docker-compose.prod.yml</w:t>
+      </w:r>
+      <w:r>
+        <w:rPr>
+          <w:rFonts w:ascii="Arial" w:hAnsi="Arial" w:eastAsia="Malgun Gothic" w:cs="Malgun Gothic"/>
+          <w:color w:val="000000"/>
+          <w:sz w:val="22"/>
+          <w:lang w:eastAsia="ko-KR"/>
+        </w:rPr>
+        <w:t xml:space="preserve">(postgres·backend·frontend). </w:t>
+      </w:r>
+      <w:r>
+        <w:rPr>
+          <w:rFonts w:ascii="Menlo" w:hAnsi="Menlo" w:eastAsia="Menlo" w:cs="Menlo"/>
+          <w:color w:val="000000"/>
+          <w:sz w:val="21"/>
+          <w:lang w:eastAsia="ko-KR"/>
+        </w:rPr>
+        <w:t>postgres</w:t>
+      </w:r>
+      <w:r>
+        <w:rPr>
+          <w:rFonts w:ascii="Arial" w:hAnsi="Arial" w:eastAsia="Malgun Gothic" w:cs="Malgun Gothic"/>
+          <w:color w:val="000000"/>
+          <w:sz w:val="22"/>
+          <w:lang w:eastAsia="ko-KR"/>
+        </w:rPr>
+        <w:t>/</w:t>
+      </w:r>
+      <w:r>
+        <w:rPr>
+          <w:rFonts w:ascii="Menlo" w:hAnsi="Menlo" w:eastAsia="Menlo" w:cs="Menlo"/>
+          <w:color w:val="000000"/>
+          <w:sz w:val="21"/>
+          <w:lang w:eastAsia="ko-KR"/>
+        </w:rPr>
+        <w:t>backend</w:t>
+      </w:r>
+      <w:r>
+        <w:rPr>
+          <w:rFonts w:ascii="Arial" w:hAnsi="Arial" w:eastAsia="Malgun Gothic" w:cs="Malgun Gothic"/>
+          <w:color w:val="000000"/>
+          <w:sz w:val="22"/>
+          <w:lang w:eastAsia="ko-KR"/>
+        </w:rPr>
+        <w:t xml:space="preserve">는 호스트 포트를 열지 않고 </w:t>
+      </w:r>
+      <w:r>
+        <w:rPr>
+          <w:rFonts w:ascii="Menlo" w:hAnsi="Menlo" w:eastAsia="Menlo" w:cs="Menlo"/>
+          <w:color w:val="000000"/>
+          <w:sz w:val="21"/>
+          <w:lang w:eastAsia="ko-KR"/>
+        </w:rPr>
+        <w:t>frontend</w:t>
+      </w:r>
+      <w:r>
+        <w:rPr>
+          <w:rFonts w:ascii="Arial" w:hAnsi="Arial" w:eastAsia="Malgun Gothic" w:cs="Malgun Gothic"/>
+          <w:color w:val="000000"/>
+          <w:sz w:val="22"/>
+          <w:lang w:eastAsia="ko-KR"/>
+        </w:rPr>
+        <w:t xml:space="preserve">(nginx)만 노출하며, TLS는 앞단이 끝낸다고 가정한다. backend는 </w:t>
+      </w:r>
+      <w:r>
+        <w:rPr>
+          <w:rFonts w:ascii="Menlo" w:hAnsi="Menlo" w:eastAsia="Menlo" w:cs="Menlo"/>
+          <w:color w:val="000000"/>
+          <w:sz w:val="21"/>
+          <w:lang w:eastAsia="ko-KR"/>
+        </w:rPr>
+        <w:t>SPRING_PROFILES_ACTIVE=prod</w:t>
+      </w:r>
+      <w:r>
+        <w:rPr>
+          <w:rFonts w:ascii="Arial" w:hAnsi="Arial" w:eastAsia="Malgun Gothic" w:cs="Malgun Gothic"/>
+          <w:color w:val="000000"/>
+          <w:sz w:val="22"/>
+          <w:lang w:eastAsia="ko-KR"/>
+        </w:rPr>
+        <w:t xml:space="preserve">(JSON 로그, 쿠키 Secure, </w:t>
+      </w:r>
+      <w:r>
+        <w:rPr>
+          <w:rFonts w:ascii="Menlo" w:hAnsi="Menlo" w:eastAsia="Menlo" w:cs="Menlo"/>
+          <w:color w:val="000000"/>
+          <w:sz w:val="21"/>
+          <w:lang w:eastAsia="ko-KR"/>
+        </w:rPr>
+        <w:t>server.forward-headers-strategy=native</w:t>
+      </w:r>
+      <w:r>
+        <w:rPr>
+          <w:rFonts w:ascii="Arial" w:hAnsi="Arial" w:eastAsia="Malgun Gothic" w:cs="Malgun Gothic"/>
+          <w:color w:val="000000"/>
+          <w:sz w:val="22"/>
+          <w:lang w:eastAsia="ko-KR"/>
+        </w:rPr>
+        <w:t xml:space="preserve">로 nginx가 넘긴 클라이언트 IP 사용, API 문서 비활성), nginx는 </w:t>
+      </w:r>
+      <w:r>
+        <w:rPr>
+          <w:rFonts w:ascii="Menlo" w:hAnsi="Menlo" w:eastAsia="Menlo" w:cs="Menlo"/>
+          <w:color w:val="000000"/>
+          <w:sz w:val="21"/>
+          <w:lang w:eastAsia="ko-KR"/>
+        </w:rPr>
+        <w:t>X-Forwarded-For</w:t>
+      </w:r>
+      <w:r>
+        <w:rPr>
+          <w:rFonts w:ascii="Arial" w:hAnsi="Arial" w:eastAsia="Malgun Gothic" w:cs="Malgun Gothic"/>
+          <w:color w:val="000000"/>
+          <w:sz w:val="22"/>
+          <w:lang w:eastAsia="ko-KR"/>
+        </w:rPr>
+        <w:t xml:space="preserve">를 </w:t>
+      </w:r>
+      <w:r>
+        <w:rPr>
+          <w:rFonts w:ascii="Arial" w:hAnsi="Arial" w:eastAsia="Malgun Gothic" w:cs="Malgun Gothic"/>
+          <w:b/>
+          <w:color w:val="000000"/>
+          <w:sz w:val="22"/>
+          <w:lang w:eastAsia="ko-KR"/>
+        </w:rPr>
+        <w:t>자기가 본 주소로 덮어써서</w:t>
+      </w:r>
+      <w:r>
+        <w:rPr>
+          <w:rFonts w:ascii="Arial" w:hAnsi="Arial" w:eastAsia="Malgun Gothic" w:cs="Malgun Gothic"/>
+          <w:color w:val="000000"/>
+          <w:sz w:val="22"/>
+          <w:lang w:eastAsia="ko-KR"/>
+        </w:rPr>
+        <w:t xml:space="preserve"> 클라이언트가 위조한 값을 믿지 않는다. 이미지는 arm64에서도 빌드되도록 멀티 아키텍처 기본 이미지를 쓰고 빌드 때마다 OS 보안 패치를 적용한다. 운영 절차는 </w:t>
+      </w:r>
+      <w:r>
+        <w:rPr>
+          <w:rFonts w:ascii="Menlo" w:hAnsi="Menlo" w:eastAsia="Menlo" w:cs="Menlo"/>
+          <w:color w:val="000000"/>
+          <w:sz w:val="21"/>
+          <w:lang w:eastAsia="ko-KR"/>
+        </w:rPr>
+        <w:t>docs/RUNBOOK.md</w:t>
+      </w:r>
+      <w:r>
+        <w:rPr>
+          <w:rFonts w:ascii="Arial" w:hAnsi="Arial" w:eastAsia="Malgun Gothic" w:cs="Malgun Gothic"/>
+          <w:color w:val="000000"/>
+          <w:sz w:val="22"/>
+          <w:lang w:eastAsia="ko-KR"/>
+        </w:rPr>
+        <w:t>.</w:t>
+      </w:r>
+    </w:p>
+    <w:p>
       <w:pPr>
         <w:pStyle w:val="Heading2"/>
         <w:keepNext/>
@@ -1057,6 +1241,92 @@
       </w:r>
     </w:p>
     <w:p>
+      <w:pPr>
+        <w:pStyle w:val="ListBullet"/>
+      </w:pPr>
+      <w:r>
+        <w:rPr>
+          <w:rFonts w:ascii="Arial" w:hAnsi="Arial" w:eastAsia="Malgun Gothic" w:cs="Malgun Gothic"/>
+          <w:color w:val="000000"/>
+          <w:sz w:val="22"/>
+          <w:lang w:eastAsia="ko-KR"/>
+        </w:rPr>
+        <w:t xml:space="preserve">(v2.0 추가) </w:t>
+      </w:r>
+      <w:r>
+        <w:rPr>
+          <w:rFonts w:ascii="Menlo" w:hAnsi="Menlo" w:eastAsia="Menlo" w:cs="Menlo"/>
+          <w:color w:val="000000"/>
+          <w:sz w:val="21"/>
+          <w:lang w:eastAsia="ko-KR"/>
+        </w:rPr>
+        <w:t>APP_VERSION</w:t>
+      </w:r>
+      <w:r>
+        <w:rPr>
+          <w:rFonts w:ascii="Arial" w:hAnsi="Arial" w:eastAsia="Malgun Gothic" w:cs="Malgun Gothic"/>
+          <w:color w:val="000000"/>
+          <w:sz w:val="22"/>
+          <w:lang w:eastAsia="ko-KR"/>
+        </w:rPr>
+        <w:t xml:space="preserve">(Export manifest), </w:t>
+      </w:r>
+      <w:r>
+        <w:rPr>
+          <w:rFonts w:ascii="Menlo" w:hAnsi="Menlo" w:eastAsia="Menlo" w:cs="Menlo"/>
+          <w:color w:val="000000"/>
+          <w:sz w:val="21"/>
+          <w:lang w:eastAsia="ko-KR"/>
+        </w:rPr>
+        <w:t>HTTP_PORT</w:t>
+      </w:r>
+      <w:r>
+        <w:rPr>
+          <w:rFonts w:ascii="Arial" w:hAnsi="Arial" w:eastAsia="Malgun Gothic" w:cs="Malgun Gothic"/>
+          <w:color w:val="000000"/>
+          <w:sz w:val="22"/>
+          <w:lang w:eastAsia="ko-KR"/>
+        </w:rPr>
+        <w:t xml:space="preserve">(compose), </w:t>
+      </w:r>
+      <w:r>
+        <w:rPr>
+          <w:rFonts w:ascii="Menlo" w:hAnsi="Menlo" w:eastAsia="Menlo" w:cs="Menlo"/>
+          <w:color w:val="000000"/>
+          <w:sz w:val="21"/>
+          <w:lang w:eastAsia="ko-KR"/>
+        </w:rPr>
+        <w:t>DEVGRAPH_RATE_LIMIT_*</w:t>
+      </w:r>
+      <w:r>
+        <w:rPr>
+          <w:rFonts w:ascii="Arial" w:hAnsi="Arial" w:eastAsia="Malgun Gothic" w:cs="Malgun Gothic"/>
+          <w:color w:val="000000"/>
+          <w:sz w:val="22"/>
+          <w:lang w:eastAsia="ko-KR"/>
+        </w:rPr>
+        <w:t>·</w:t>
+      </w:r>
+      <w:r>
+        <w:rPr>
+          <w:rFonts w:ascii="Menlo" w:hAnsi="Menlo" w:eastAsia="Menlo" w:cs="Menlo"/>
+          <w:color w:val="000000"/>
+          <w:sz w:val="21"/>
+          <w:lang w:eastAsia="ko-KR"/>
+        </w:rPr>
+        <w:t>DEVGRAPH_RETENTION_*</w:t>
+      </w:r>
+      <w:r>
+        <w:rPr>
+          <w:rFonts w:ascii="Arial" w:hAnsi="Arial" w:eastAsia="Malgun Gothic" w:cs="Malgun Gothic"/>
+          <w:color w:val="000000"/>
+          <w:sz w:val="22"/>
+          <w:lang w:eastAsia="ko-KR"/>
+        </w:rPr>
+        <w:t>(relaxed binding으로 §17.6/§21.5 값을 덮어씀)</w:t>
+      </w:r>
+    </w:p>
+    <w:p>
       <w:r>
         <w:rPr>
           <w:rFonts w:ascii="Menlo" w:hAnsi="Menlo" w:eastAsia="Menlo" w:cs="Menlo"/>
@@ -1106,6 +1376,337 @@
           <w:lang w:eastAsia="ko-KR"/>
         </w:rPr>
         <w:t>timestamp/level/service/traceId/userIdHash/path/status/durationMs/errorCode</w:t>
+      </w:r>
+    </w:p>
+    <w:p>
+      <w:pPr>
+        <w:pStyle w:val="ListBullet"/>
+      </w:pPr>
+      <w:r>
+        <w:rPr>
+          <w:rFonts w:ascii="Arial" w:hAnsi="Arial" w:eastAsia="Malgun Gothic" w:cs="Malgun Gothic"/>
+          <w:b/>
+          <w:color w:val="000000"/>
+          <w:sz w:val="22"/>
+          <w:lang w:eastAsia="ko-KR"/>
+        </w:rPr>
+        <w:t>구현(v2.0):</w:t>
+      </w:r>
+      <w:r>
+        <w:rPr>
+          <w:rFonts w:ascii="Arial" w:hAnsi="Arial" w:eastAsia="Malgun Gothic" w:cs="Malgun Gothic"/>
+          <w:color w:val="000000"/>
+          <w:sz w:val="22"/>
+          <w:lang w:eastAsia="ko-KR"/>
+        </w:rPr>
+        <w:t xml:space="preserve"> </w:t>
+      </w:r>
+      <w:r>
+        <w:rPr>
+          <w:rFonts w:ascii="Menlo" w:hAnsi="Menlo" w:eastAsia="Menlo" w:cs="Menlo"/>
+          <w:color w:val="000000"/>
+          <w:sz w:val="21"/>
+          <w:lang w:eastAsia="ko-KR"/>
+        </w:rPr>
+        <w:t>prod</w:t>
+      </w:r>
+      <w:r>
+        <w:rPr>
+          <w:rFonts w:ascii="Arial" w:hAnsi="Arial" w:eastAsia="Malgun Gothic" w:cs="Malgun Gothic"/>
+          <w:color w:val="000000"/>
+          <w:sz w:val="22"/>
+          <w:lang w:eastAsia="ko-KR"/>
+        </w:rPr>
+        <w:t xml:space="preserve"> 프로파일은 ECS JSON 한 줄(</w:t>
+      </w:r>
+      <w:r>
+        <w:rPr>
+          <w:rFonts w:ascii="Menlo" w:hAnsi="Menlo" w:eastAsia="Menlo" w:cs="Menlo"/>
+          <w:color w:val="000000"/>
+          <w:sz w:val="21"/>
+          <w:lang w:eastAsia="ko-KR"/>
+        </w:rPr>
+        <w:t>@timestamp</w:t>
+      </w:r>
+      <w:r>
+        <w:rPr>
+          <w:rFonts w:ascii="Arial" w:hAnsi="Arial" w:eastAsia="Malgun Gothic" w:cs="Malgun Gothic"/>
+          <w:color w:val="000000"/>
+          <w:sz w:val="22"/>
+          <w:lang w:eastAsia="ko-KR"/>
+        </w:rPr>
+        <w:t xml:space="preserve">, </w:t>
+      </w:r>
+      <w:r>
+        <w:rPr>
+          <w:rFonts w:ascii="Menlo" w:hAnsi="Menlo" w:eastAsia="Menlo" w:cs="Menlo"/>
+          <w:color w:val="000000"/>
+          <w:sz w:val="21"/>
+          <w:lang w:eastAsia="ko-KR"/>
+        </w:rPr>
+        <w:t>log.level</w:t>
+      </w:r>
+      <w:r>
+        <w:rPr>
+          <w:rFonts w:ascii="Arial" w:hAnsi="Arial" w:eastAsia="Malgun Gothic" w:cs="Malgun Gothic"/>
+          <w:color w:val="000000"/>
+          <w:sz w:val="22"/>
+          <w:lang w:eastAsia="ko-KR"/>
+        </w:rPr>
+        <w:t xml:space="preserve">, </w:t>
+      </w:r>
+      <w:r>
+        <w:rPr>
+          <w:rFonts w:ascii="Menlo" w:hAnsi="Menlo" w:eastAsia="Menlo" w:cs="Menlo"/>
+          <w:color w:val="000000"/>
+          <w:sz w:val="21"/>
+          <w:lang w:eastAsia="ko-KR"/>
+        </w:rPr>
+        <w:t>service.name</w:t>
+      </w:r>
+      <w:r>
+        <w:rPr>
+          <w:rFonts w:ascii="Arial" w:hAnsi="Arial" w:eastAsia="Malgun Gothic" w:cs="Malgun Gothic"/>
+          <w:color w:val="000000"/>
+          <w:sz w:val="22"/>
+          <w:lang w:eastAsia="ko-KR"/>
+        </w:rPr>
+        <w:t xml:space="preserve">, </w:t>
+      </w:r>
+      <w:r>
+        <w:rPr>
+          <w:rFonts w:ascii="Menlo" w:hAnsi="Menlo" w:eastAsia="Menlo" w:cs="Menlo"/>
+          <w:color w:val="000000"/>
+          <w:sz w:val="21"/>
+          <w:lang w:eastAsia="ko-KR"/>
+        </w:rPr>
+        <w:t>message</w:t>
+      </w:r>
+      <w:r>
+        <w:rPr>
+          <w:rFonts w:ascii="Arial" w:hAnsi="Arial" w:eastAsia="Malgun Gothic" w:cs="Malgun Gothic"/>
+          <w:color w:val="000000"/>
+          <w:sz w:val="22"/>
+          <w:lang w:eastAsia="ko-KR"/>
+        </w:rPr>
+        <w:t xml:space="preserve">)이고 MDC의 </w:t>
+      </w:r>
+      <w:r>
+        <w:rPr>
+          <w:rFonts w:ascii="Menlo" w:hAnsi="Menlo" w:eastAsia="Menlo" w:cs="Menlo"/>
+          <w:color w:val="000000"/>
+          <w:sz w:val="21"/>
+          <w:lang w:eastAsia="ko-KR"/>
+        </w:rPr>
+        <w:t>traceId</w:t>
+      </w:r>
+      <w:r>
+        <w:rPr>
+          <w:rFonts w:ascii="Arial" w:hAnsi="Arial" w:eastAsia="Malgun Gothic" w:cs="Malgun Gothic"/>
+          <w:color w:val="000000"/>
+          <w:sz w:val="22"/>
+          <w:lang w:eastAsia="ko-KR"/>
+        </w:rPr>
+        <w:t>·</w:t>
+      </w:r>
+      <w:r>
+        <w:rPr>
+          <w:rFonts w:ascii="Menlo" w:hAnsi="Menlo" w:eastAsia="Menlo" w:cs="Menlo"/>
+          <w:color w:val="000000"/>
+          <w:sz w:val="21"/>
+          <w:lang w:eastAsia="ko-KR"/>
+        </w:rPr>
+        <w:t>userIdHash</w:t>
+      </w:r>
+      <w:r>
+        <w:rPr>
+          <w:rFonts w:ascii="Arial" w:hAnsi="Arial" w:eastAsia="Malgun Gothic" w:cs="Malgun Gothic"/>
+          <w:color w:val="000000"/>
+          <w:sz w:val="22"/>
+          <w:lang w:eastAsia="ko-KR"/>
+        </w:rPr>
+        <w:t>(사용자 id의 SHA-256 앞 12자리)·</w:t>
+      </w:r>
+      <w:r>
+        <w:rPr>
+          <w:rFonts w:ascii="Menlo" w:hAnsi="Menlo" w:eastAsia="Menlo" w:cs="Menlo"/>
+          <w:color w:val="000000"/>
+          <w:sz w:val="21"/>
+          <w:lang w:eastAsia="ko-KR"/>
+        </w:rPr>
+        <w:t>status</w:t>
+      </w:r>
+      <w:r>
+        <w:rPr>
+          <w:rFonts w:ascii="Arial" w:hAnsi="Arial" w:eastAsia="Malgun Gothic" w:cs="Malgun Gothic"/>
+          <w:color w:val="000000"/>
+          <w:sz w:val="22"/>
+          <w:lang w:eastAsia="ko-KR"/>
+        </w:rPr>
+        <w:t>·</w:t>
+      </w:r>
+      <w:r>
+        <w:rPr>
+          <w:rFonts w:ascii="Menlo" w:hAnsi="Menlo" w:eastAsia="Menlo" w:cs="Menlo"/>
+          <w:color w:val="000000"/>
+          <w:sz w:val="21"/>
+          <w:lang w:eastAsia="ko-KR"/>
+        </w:rPr>
+        <w:t>durationMs</w:t>
+      </w:r>
+      <w:r>
+        <w:rPr>
+          <w:rFonts w:ascii="Arial" w:hAnsi="Arial" w:eastAsia="Malgun Gothic" w:cs="Malgun Gothic"/>
+          <w:color w:val="000000"/>
+          <w:sz w:val="22"/>
+          <w:lang w:eastAsia="ko-KR"/>
+        </w:rPr>
+        <w:t>·</w:t>
+      </w:r>
+      <w:r>
+        <w:rPr>
+          <w:rFonts w:ascii="Menlo" w:hAnsi="Menlo" w:eastAsia="Menlo" w:cs="Menlo"/>
+          <w:color w:val="000000"/>
+          <w:sz w:val="21"/>
+          <w:lang w:eastAsia="ko-KR"/>
+        </w:rPr>
+        <w:t>errorCode</w:t>
+      </w:r>
+      <w:r>
+        <w:rPr>
+          <w:rFonts w:ascii="Arial" w:hAnsi="Arial" w:eastAsia="Malgun Gothic" w:cs="Malgun Gothic"/>
+          <w:color w:val="000000"/>
+          <w:sz w:val="22"/>
+          <w:lang w:eastAsia="ko-KR"/>
+        </w:rPr>
+        <w:t xml:space="preserve">가 같은 줄에 필드로 붙는다. 요청 로그 메시지는 </w:t>
+      </w:r>
+      <w:r>
+        <w:rPr>
+          <w:rFonts w:ascii="Menlo" w:hAnsi="Menlo" w:eastAsia="Menlo" w:cs="Menlo"/>
+          <w:color w:val="000000"/>
+          <w:sz w:val="21"/>
+          <w:lang w:eastAsia="ko-KR"/>
+        </w:rPr>
+        <w:t>METHOD path -&gt; status ms</w:t>
+      </w:r>
+      <w:r>
+        <w:rPr>
+          <w:rFonts w:ascii="Arial" w:hAnsi="Arial" w:eastAsia="Malgun Gothic" w:cs="Malgun Gothic"/>
+          <w:color w:val="000000"/>
+          <w:sz w:val="22"/>
+          <w:lang w:eastAsia="ko-KR"/>
+        </w:rPr>
+        <w:t xml:space="preserve">이며 </w:t>
+      </w:r>
+      <w:r>
+        <w:rPr>
+          <w:rFonts w:ascii="Arial" w:hAnsi="Arial" w:eastAsia="Malgun Gothic" w:cs="Malgun Gothic"/>
+          <w:b/>
+          <w:color w:val="000000"/>
+          <w:sz w:val="22"/>
+          <w:lang w:eastAsia="ko-KR"/>
+        </w:rPr>
+        <w:t>query는 기록하지 않는다</w:t>
+      </w:r>
+      <w:r>
+        <w:rPr>
+          <w:rFonts w:ascii="Arial" w:hAnsi="Arial" w:eastAsia="Malgun Gothic" w:cs="Malgun Gothic"/>
+          <w:color w:val="000000"/>
+          <w:sz w:val="22"/>
+          <w:lang w:eastAsia="ko-KR"/>
+        </w:rPr>
+        <w:t xml:space="preserve">. </w:t>
+      </w:r>
+      <w:r>
+        <w:rPr>
+          <w:rFonts w:ascii="Menlo" w:hAnsi="Menlo" w:eastAsia="Menlo" w:cs="Menlo"/>
+          <w:color w:val="000000"/>
+          <w:sz w:val="21"/>
+          <w:lang w:eastAsia="ko-KR"/>
+        </w:rPr>
+        <w:t>traceId</w:t>
+      </w:r>
+      <w:r>
+        <w:rPr>
+          <w:rFonts w:ascii="Arial" w:hAnsi="Arial" w:eastAsia="Malgun Gothic" w:cs="Malgun Gothic"/>
+          <w:color w:val="000000"/>
+          <w:sz w:val="22"/>
+          <w:lang w:eastAsia="ko-KR"/>
+        </w:rPr>
+        <w:t xml:space="preserve">는 서버가 요청마다 새로 만들고(클라이언트가 보낸 </w:t>
+      </w:r>
+      <w:r>
+        <w:rPr>
+          <w:rFonts w:ascii="Menlo" w:hAnsi="Menlo" w:eastAsia="Menlo" w:cs="Menlo"/>
+          <w:color w:val="000000"/>
+          <w:sz w:val="21"/>
+          <w:lang w:eastAsia="ko-KR"/>
+        </w:rPr>
+        <w:t>X-Request-Id</w:t>
+      </w:r>
+      <w:r>
+        <w:rPr>
+          <w:rFonts w:ascii="Arial" w:hAnsi="Arial" w:eastAsia="Malgun Gothic" w:cs="Malgun Gothic"/>
+          <w:color w:val="000000"/>
+          <w:sz w:val="22"/>
+          <w:lang w:eastAsia="ko-KR"/>
+        </w:rPr>
+        <w:t xml:space="preserve">는 무시) 응답 헤더 </w:t>
+      </w:r>
+      <w:r>
+        <w:rPr>
+          <w:rFonts w:ascii="Menlo" w:hAnsi="Menlo" w:eastAsia="Menlo" w:cs="Menlo"/>
+          <w:color w:val="000000"/>
+          <w:sz w:val="21"/>
+          <w:lang w:eastAsia="ko-KR"/>
+        </w:rPr>
+        <w:t>X-Request-Id</w:t>
+      </w:r>
+      <w:r>
+        <w:rPr>
+          <w:rFonts w:ascii="Arial" w:hAnsi="Arial" w:eastAsia="Malgun Gothic" w:cs="Malgun Gothic"/>
+          <w:color w:val="000000"/>
+          <w:sz w:val="22"/>
+          <w:lang w:eastAsia="ko-KR"/>
+        </w:rPr>
+        <w:t xml:space="preserve">와 오류 본문 </w:t>
+      </w:r>
+      <w:r>
+        <w:rPr>
+          <w:rFonts w:ascii="Menlo" w:hAnsi="Menlo" w:eastAsia="Menlo" w:cs="Menlo"/>
+          <w:color w:val="000000"/>
+          <w:sz w:val="21"/>
+          <w:lang w:eastAsia="ko-KR"/>
+        </w:rPr>
+        <w:t>traceId</w:t>
+      </w:r>
+      <w:r>
+        <w:rPr>
+          <w:rFonts w:ascii="Arial" w:hAnsi="Arial" w:eastAsia="Malgun Gothic" w:cs="Malgun Gothic"/>
+          <w:color w:val="000000"/>
+          <w:sz w:val="22"/>
+          <w:lang w:eastAsia="ko-KR"/>
+        </w:rPr>
+        <w:t xml:space="preserve">로 돌려준다. </w:t>
+      </w:r>
+      <w:r>
+        <w:rPr>
+          <w:rFonts w:ascii="Menlo" w:hAnsi="Menlo" w:eastAsia="Menlo" w:cs="Menlo"/>
+          <w:color w:val="000000"/>
+          <w:sz w:val="21"/>
+          <w:lang w:eastAsia="ko-KR"/>
+        </w:rPr>
+        <w:t>/actuator/*</w:t>
+      </w:r>
+      <w:r>
+        <w:rPr>
+          <w:rFonts w:ascii="Arial" w:hAnsi="Arial" w:eastAsia="Malgun Gothic" w:cs="Malgun Gothic"/>
+          <w:color w:val="000000"/>
+          <w:sz w:val="22"/>
+          <w:lang w:eastAsia="ko-KR"/>
+        </w:rPr>
+        <w:t xml:space="preserve"> 프로브 요청은 로그에 남기지 않는다. 테스트가 비밀번호·토큰·검색어·이메일이 로그에 나오지 않음을 검사한다.</w:t>
       </w:r>
     </w:p>
     <w:p>
@@ -1175,11 +1776,330 @@
       <w:r>
         <w:rPr>
           <w:rFonts w:ascii="Arial" w:hAnsi="Arial" w:eastAsia="Malgun Gothic" w:cs="Malgun Gothic"/>
+          <w:b/>
+          <w:color w:val="000000"/>
+          <w:sz w:val="22"/>
+          <w:lang w:eastAsia="ko-KR"/>
+        </w:rPr>
+        <w:t>구현(v2.0):</w:t>
+      </w:r>
+      <w:r>
+        <w:rPr>
+          <w:rFonts w:ascii="Arial" w:hAnsi="Arial" w:eastAsia="Malgun Gothic" w:cs="Malgun Gothic"/>
+          <w:color w:val="000000"/>
+          <w:sz w:val="22"/>
+          <w:lang w:eastAsia="ko-KR"/>
+        </w:rPr>
+        <w:t xml:space="preserve"> readiness 그룹 = </w:t>
+      </w:r>
+      <w:r>
+        <w:rPr>
+          <w:rFonts w:ascii="Menlo" w:hAnsi="Menlo" w:eastAsia="Menlo" w:cs="Menlo"/>
+          <w:color w:val="000000"/>
+          <w:sz w:val="21"/>
+          <w:lang w:eastAsia="ko-KR"/>
+        </w:rPr>
+        <w:t>readinessState</w:t>
+      </w:r>
+      <w:r>
+        <w:rPr>
+          <w:rFonts w:ascii="Arial" w:hAnsi="Arial" w:eastAsia="Malgun Gothic" w:cs="Malgun Gothic"/>
+          <w:color w:val="000000"/>
+          <w:sz w:val="22"/>
+          <w:lang w:eastAsia="ko-KR"/>
+        </w:rPr>
+        <w:t xml:space="preserve"> + </w:t>
+      </w:r>
+      <w:r>
+        <w:rPr>
+          <w:rFonts w:ascii="Menlo" w:hAnsi="Menlo" w:eastAsia="Menlo" w:cs="Menlo"/>
+          <w:color w:val="000000"/>
+          <w:sz w:val="21"/>
+          <w:lang w:eastAsia="ko-KR"/>
+        </w:rPr>
+        <w:t>db</w:t>
+      </w:r>
+      <w:r>
+        <w:rPr>
+          <w:rFonts w:ascii="Arial" w:hAnsi="Arial" w:eastAsia="Malgun Gothic" w:cs="Malgun Gothic"/>
+          <w:color w:val="000000"/>
+          <w:sz w:val="22"/>
+          <w:lang w:eastAsia="ko-KR"/>
+        </w:rPr>
+        <w:t xml:space="preserve"> + </w:t>
+      </w:r>
+      <w:r>
+        <w:rPr>
+          <w:rFonts w:ascii="Menlo" w:hAnsi="Menlo" w:eastAsia="Menlo" w:cs="Menlo"/>
+          <w:color w:val="000000"/>
+          <w:sz w:val="21"/>
+          <w:lang w:eastAsia="ko-KR"/>
+        </w:rPr>
+        <w:t>migration</w:t>
+      </w:r>
+      <w:r>
+        <w:rPr>
+          <w:rFonts w:ascii="Arial" w:hAnsi="Arial" w:eastAsia="Malgun Gothic" w:cs="Malgun Gothic"/>
+          <w:color w:val="000000"/>
+          <w:sz w:val="22"/>
+          <w:lang w:eastAsia="ko-KR"/>
+        </w:rPr>
+        <w:t>(적용되지 않은 Flyway migration이 있으면 DOWN). 상세는 노출하지 않는다(</w:t>
+      </w:r>
+      <w:r>
+        <w:rPr>
+          <w:rFonts w:ascii="Menlo" w:hAnsi="Menlo" w:eastAsia="Menlo" w:cs="Menlo"/>
+          <w:color w:val="000000"/>
+          <w:sz w:val="21"/>
+          <w:lang w:eastAsia="ko-KR"/>
+        </w:rPr>
+        <w:t>show-details: never</w:t>
+      </w:r>
+      <w:r>
+        <w:rPr>
+          <w:rFonts w:ascii="Arial" w:hAnsi="Arial" w:eastAsia="Malgun Gothic" w:cs="Malgun Gothic"/>
+          <w:color w:val="000000"/>
+          <w:sz w:val="22"/>
+          <w:lang w:eastAsia="ko-KR"/>
+        </w:rPr>
+        <w:t xml:space="preserve">). nginx는 외부에 </w:t>
+      </w:r>
+      <w:r>
+        <w:rPr>
+          <w:rFonts w:ascii="Menlo" w:hAnsi="Menlo" w:eastAsia="Menlo" w:cs="Menlo"/>
+          <w:color w:val="000000"/>
+          <w:sz w:val="21"/>
+          <w:lang w:eastAsia="ko-KR"/>
+        </w:rPr>
+        <w:t>liveness</w:t>
+      </w:r>
+      <w:r>
+        <w:rPr>
+          <w:rFonts w:ascii="Arial" w:hAnsi="Arial" w:eastAsia="Malgun Gothic" w:cs="Malgun Gothic"/>
+          <w:color w:val="000000"/>
+          <w:sz w:val="22"/>
+          <w:lang w:eastAsia="ko-KR"/>
+        </w:rPr>
+        <w:t>만 연다.</w:t>
+      </w:r>
+    </w:p>
+    <w:p>
+      <w:pPr>
+        <w:pStyle w:val="ListBullet"/>
+      </w:pPr>
+      <w:r>
+        <w:rPr>
+          <w:rFonts w:ascii="Arial" w:hAnsi="Arial" w:eastAsia="Malgun Gothic" w:cs="Malgun Gothic"/>
           <w:color w:val="000000"/>
           <w:sz w:val="22"/>
           <w:lang w:eastAsia="ko-KR"/>
         </w:rPr>
         <w:t>metrics: API latency/error rate, DB pool, JVM, graph node count/truncation, search duration/zero-result, export failure</w:t>
+      </w:r>
+    </w:p>
+    <w:p>
+      <w:pPr>
+        <w:pStyle w:val="ListBullet"/>
+      </w:pPr>
+      <w:r>
+        <w:rPr>
+          <w:rFonts w:ascii="Arial" w:hAnsi="Arial" w:eastAsia="Malgun Gothic" w:cs="Malgun Gothic"/>
+          <w:b/>
+          <w:color w:val="000000"/>
+          <w:sz w:val="22"/>
+          <w:lang w:eastAsia="ko-KR"/>
+        </w:rPr>
+        <w:t>구현(v2.0):</w:t>
+      </w:r>
+      <w:r>
+        <w:rPr>
+          <w:rFonts w:ascii="Arial" w:hAnsi="Arial" w:eastAsia="Malgun Gothic" w:cs="Malgun Gothic"/>
+          <w:color w:val="000000"/>
+          <w:sz w:val="22"/>
+          <w:lang w:eastAsia="ko-KR"/>
+        </w:rPr>
+        <w:t xml:space="preserve"> 지표는 수집하지만(</w:t>
+      </w:r>
+      <w:r>
+        <w:rPr>
+          <w:rFonts w:ascii="Menlo" w:hAnsi="Menlo" w:eastAsia="Menlo" w:cs="Menlo"/>
+          <w:color w:val="000000"/>
+          <w:sz w:val="21"/>
+          <w:lang w:eastAsia="ko-KR"/>
+        </w:rPr>
+        <w:t>devgraph.graph.nodes</w:t>
+      </w:r>
+      <w:r>
+        <w:rPr>
+          <w:rFonts w:ascii="Arial" w:hAnsi="Arial" w:eastAsia="Malgun Gothic" w:cs="Malgun Gothic"/>
+          <w:color w:val="000000"/>
+          <w:sz w:val="22"/>
+          <w:lang w:eastAsia="ko-KR"/>
+        </w:rPr>
+        <w:t>·</w:t>
+      </w:r>
+      <w:r>
+        <w:rPr>
+          <w:rFonts w:ascii="Menlo" w:hAnsi="Menlo" w:eastAsia="Menlo" w:cs="Menlo"/>
+          <w:color w:val="000000"/>
+          <w:sz w:val="21"/>
+          <w:lang w:eastAsia="ko-KR"/>
+        </w:rPr>
+        <w:t>devgraph.graph.truncated</w:t>
+      </w:r>
+      <w:r>
+        <w:rPr>
+          <w:rFonts w:ascii="Arial" w:hAnsi="Arial" w:eastAsia="Malgun Gothic" w:cs="Malgun Gothic"/>
+          <w:color w:val="000000"/>
+          <w:sz w:val="22"/>
+          <w:lang w:eastAsia="ko-KR"/>
+        </w:rPr>
+        <w:t xml:space="preserve">(kind 태그), </w:t>
+      </w:r>
+      <w:r>
+        <w:rPr>
+          <w:rFonts w:ascii="Menlo" w:hAnsi="Menlo" w:eastAsia="Menlo" w:cs="Menlo"/>
+          <w:color w:val="000000"/>
+          <w:sz w:val="21"/>
+          <w:lang w:eastAsia="ko-KR"/>
+        </w:rPr>
+        <w:t>devgraph.search.*</w:t>
+      </w:r>
+      <w:r>
+        <w:rPr>
+          <w:rFonts w:ascii="Arial" w:hAnsi="Arial" w:eastAsia="Malgun Gothic" w:cs="Malgun Gothic"/>
+          <w:color w:val="000000"/>
+          <w:sz w:val="22"/>
+          <w:lang w:eastAsia="ko-KR"/>
+        </w:rPr>
+        <w:t xml:space="preserve">, </w:t>
+      </w:r>
+      <w:r>
+        <w:rPr>
+          <w:rFonts w:ascii="Menlo" w:hAnsi="Menlo" w:eastAsia="Menlo" w:cs="Menlo"/>
+          <w:color w:val="000000"/>
+          <w:sz w:val="21"/>
+          <w:lang w:eastAsia="ko-KR"/>
+        </w:rPr>
+        <w:t>devgraph.export.*</w:t>
+      </w:r>
+      <w:r>
+        <w:rPr>
+          <w:rFonts w:ascii="Arial" w:hAnsi="Arial" w:eastAsia="Malgun Gothic" w:cs="Malgun Gothic"/>
+          <w:color w:val="000000"/>
+          <w:sz w:val="22"/>
+          <w:lang w:eastAsia="ko-KR"/>
+        </w:rPr>
+        <w:t xml:space="preserve">, JVM/DB pool/HTTP는 Micrometer 기본) </w:t>
+      </w:r>
+      <w:r>
+        <w:rPr>
+          <w:rFonts w:ascii="Arial" w:hAnsi="Arial" w:eastAsia="Malgun Gothic" w:cs="Malgun Gothic"/>
+          <w:b/>
+          <w:color w:val="000000"/>
+          <w:sz w:val="22"/>
+          <w:lang w:eastAsia="ko-KR"/>
+        </w:rPr>
+        <w:t>수집·조회 경로는 만들지 않았다</w:t>
+      </w:r>
+      <w:r>
+        <w:rPr>
+          <w:rFonts w:ascii="Arial" w:hAnsi="Arial" w:eastAsia="Malgun Gothic" w:cs="Malgun Gothic"/>
+          <w:color w:val="000000"/>
+          <w:sz w:val="22"/>
+          <w:lang w:eastAsia="ko-KR"/>
+        </w:rPr>
+        <w:t xml:space="preserve"> — </w:t>
+      </w:r>
+      <w:r>
+        <w:rPr>
+          <w:rFonts w:ascii="Menlo" w:hAnsi="Menlo" w:eastAsia="Menlo" w:cs="Menlo"/>
+          <w:color w:val="000000"/>
+          <w:sz w:val="21"/>
+          <w:lang w:eastAsia="ko-KR"/>
+        </w:rPr>
+        <w:t>/actuator</w:t>
+      </w:r>
+      <w:r>
+        <w:rPr>
+          <w:rFonts w:ascii="Arial" w:hAnsi="Arial" w:eastAsia="Malgun Gothic" w:cs="Malgun Gothic"/>
+          <w:color w:val="000000"/>
+          <w:sz w:val="22"/>
+          <w:lang w:eastAsia="ko-KR"/>
+        </w:rPr>
+        <w:t xml:space="preserve">는 기본으로 </w:t>
+      </w:r>
+      <w:r>
+        <w:rPr>
+          <w:rFonts w:ascii="Menlo" w:hAnsi="Menlo" w:eastAsia="Menlo" w:cs="Menlo"/>
+          <w:color w:val="000000"/>
+          <w:sz w:val="21"/>
+          <w:lang w:eastAsia="ko-KR"/>
+        </w:rPr>
+        <w:t>health</w:t>
+      </w:r>
+      <w:r>
+        <w:rPr>
+          <w:rFonts w:ascii="Arial" w:hAnsi="Arial" w:eastAsia="Malgun Gothic" w:cs="Malgun Gothic"/>
+          <w:color w:val="000000"/>
+          <w:sz w:val="22"/>
+          <w:lang w:eastAsia="ko-KR"/>
+        </w:rPr>
+        <w:t>·</w:t>
+      </w:r>
+      <w:r>
+        <w:rPr>
+          <w:rFonts w:ascii="Menlo" w:hAnsi="Menlo" w:eastAsia="Menlo" w:cs="Menlo"/>
+          <w:color w:val="000000"/>
+          <w:sz w:val="21"/>
+          <w:lang w:eastAsia="ko-KR"/>
+        </w:rPr>
+        <w:t>info</w:t>
+      </w:r>
+      <w:r>
+        <w:rPr>
+          <w:rFonts w:ascii="Arial" w:hAnsi="Arial" w:eastAsia="Malgun Gothic" w:cs="Malgun Gothic"/>
+          <w:color w:val="000000"/>
+          <w:sz w:val="22"/>
+          <w:lang w:eastAsia="ko-KR"/>
+        </w:rPr>
+        <w:t>만 노출하고(</w:t>
+      </w:r>
+      <w:r>
+        <w:rPr>
+          <w:rFonts w:ascii="Menlo" w:hAnsi="Menlo" w:eastAsia="Menlo" w:cs="Menlo"/>
+          <w:color w:val="000000"/>
+          <w:sz w:val="21"/>
+          <w:lang w:eastAsia="ko-KR"/>
+        </w:rPr>
+        <w:t>MANAGEMENT_ENDPOINTS</w:t>
+      </w:r>
+      <w:r>
+        <w:rPr>
+          <w:rFonts w:ascii="Arial" w:hAnsi="Arial" w:eastAsia="Malgun Gothic" w:cs="Malgun Gothic"/>
+          <w:color w:val="000000"/>
+          <w:sz w:val="22"/>
+          <w:lang w:eastAsia="ko-KR"/>
+        </w:rPr>
+        <w:t xml:space="preserve">) Prometheus 등 scrape는 이 단계에 없다. 지표가 필요해지면 </w:t>
+      </w:r>
+      <w:r>
+        <w:rPr>
+          <w:rFonts w:ascii="Menlo" w:hAnsi="Menlo" w:eastAsia="Menlo" w:cs="Menlo"/>
+          <w:color w:val="000000"/>
+          <w:sz w:val="21"/>
+          <w:lang w:eastAsia="ko-KR"/>
+        </w:rPr>
+        <w:t>MANAGEMENT_ENDPOINTS</w:t>
+      </w:r>
+      <w:r>
+        <w:rPr>
+          <w:rFonts w:ascii="Arial" w:hAnsi="Arial" w:eastAsia="Malgun Gothic" w:cs="Malgun Gothic"/>
+          <w:color w:val="000000"/>
+          <w:sz w:val="22"/>
+          <w:lang w:eastAsia="ko-KR"/>
+        </w:rPr>
+        <w:t>와 내부 네트워크 전용 scrape를 추가한다.</w:t>
       </w:r>
     </w:p>
     <w:p>
@@ -1273,6 +2193,139 @@
           <w:lang w:eastAsia="ko-KR"/>
         </w:rPr>
         <w:t>backup 존재가 아니라 restore 성공과 row count/checksum/sample login을 확인해야 완료다.</w:t>
+      </w:r>
+    </w:p>
+    <w:p>
+      <w:pPr>
+        <w:pStyle w:val="ListBullet"/>
+      </w:pPr>
+      <w:r>
+        <w:rPr>
+          <w:rFonts w:ascii="Arial" w:hAnsi="Arial" w:eastAsia="Malgun Gothic" w:cs="Malgun Gothic"/>
+          <w:b/>
+          <w:color w:val="000000"/>
+          <w:sz w:val="22"/>
+          <w:lang w:eastAsia="ko-KR"/>
+        </w:rPr>
+        <w:t>구현(v2.0):</w:t>
+      </w:r>
+      <w:r>
+        <w:rPr>
+          <w:rFonts w:ascii="Arial" w:hAnsi="Arial" w:eastAsia="Malgun Gothic" w:cs="Malgun Gothic"/>
+          <w:color w:val="000000"/>
+          <w:sz w:val="22"/>
+          <w:lang w:eastAsia="ko-KR"/>
+        </w:rPr>
+        <w:t xml:space="preserve"> </w:t>
+      </w:r>
+      <w:r>
+        <w:rPr>
+          <w:rFonts w:ascii="Menlo" w:hAnsi="Menlo" w:eastAsia="Menlo" w:cs="Menlo"/>
+          <w:color w:val="000000"/>
+          <w:sz w:val="21"/>
+          <w:lang w:eastAsia="ko-KR"/>
+        </w:rPr>
+        <w:t>scripts/backup.sh</w:t>
+      </w:r>
+      <w:r>
+        <w:rPr>
+          <w:rFonts w:ascii="Arial" w:hAnsi="Arial" w:eastAsia="Malgun Gothic" w:cs="Malgun Gothic"/>
+          <w:color w:val="000000"/>
+          <w:sz w:val="22"/>
+          <w:lang w:eastAsia="ko-KR"/>
+        </w:rPr>
+        <w:t xml:space="preserve">(pg_dump custom format, 권한 600, 목차 검증, 7일 지난 덤프 삭제), </w:t>
+      </w:r>
+      <w:r>
+        <w:rPr>
+          <w:rFonts w:ascii="Menlo" w:hAnsi="Menlo" w:eastAsia="Menlo" w:cs="Menlo"/>
+          <w:color w:val="000000"/>
+          <w:sz w:val="21"/>
+          <w:lang w:eastAsia="ko-KR"/>
+        </w:rPr>
+        <w:t>scripts/restore.sh</w:t>
+      </w:r>
+      <w:r>
+        <w:rPr>
+          <w:rFonts w:ascii="Arial" w:hAnsi="Arial" w:eastAsia="Malgun Gothic" w:cs="Malgun Gothic"/>
+          <w:color w:val="000000"/>
+          <w:sz w:val="22"/>
+          <w:lang w:eastAsia="ko-KR"/>
+        </w:rPr>
+        <w:t xml:space="preserve">(파괴적, </w:t>
+      </w:r>
+      <w:r>
+        <w:rPr>
+          <w:rFonts w:ascii="Menlo" w:hAnsi="Menlo" w:eastAsia="Menlo" w:cs="Menlo"/>
+          <w:color w:val="000000"/>
+          <w:sz w:val="21"/>
+          <w:lang w:eastAsia="ko-KR"/>
+        </w:rPr>
+        <w:t>--yes</w:t>
+      </w:r>
+      <w:r>
+        <w:rPr>
+          <w:rFonts w:ascii="Arial" w:hAnsi="Arial" w:eastAsia="Malgun Gothic" w:cs="Malgun Gothic"/>
+          <w:color w:val="000000"/>
+          <w:sz w:val="22"/>
+          <w:lang w:eastAsia="ko-KR"/>
+        </w:rPr>
+        <w:t xml:space="preserve"> 필요), </w:t>
+      </w:r>
+      <w:r>
+        <w:rPr>
+          <w:rFonts w:ascii="Menlo" w:hAnsi="Menlo" w:eastAsia="Menlo" w:cs="Menlo"/>
+          <w:color w:val="000000"/>
+          <w:sz w:val="21"/>
+          <w:lang w:eastAsia="ko-KR"/>
+        </w:rPr>
+        <w:t>scripts/restore-rehearsal.sh</w:t>
+      </w:r>
+      <w:r>
+        <w:rPr>
+          <w:rFonts w:ascii="Arial" w:hAnsi="Arial" w:eastAsia="Malgun Gothic" w:cs="Malgun Gothic"/>
+          <w:color w:val="000000"/>
+          <w:sz w:val="22"/>
+          <w:lang w:eastAsia="ko-KR"/>
+        </w:rPr>
+        <w:t xml:space="preserve">(운영 DB를 건드리지 않는 리허설: 일회용 PostgreSQL 16에 복원 → </w:t>
+      </w:r>
+      <w:r>
+        <w:rPr>
+          <w:rFonts w:ascii="Arial" w:hAnsi="Arial" w:eastAsia="Malgun Gothic" w:cs="Malgun Gothic"/>
+          <w:b/>
+          <w:color w:val="000000"/>
+          <w:sz w:val="22"/>
+          <w:lang w:eastAsia="ko-KR"/>
+        </w:rPr>
+        <w:t>테이블별 행 수와 내용 해시를 원본과 비교</w:t>
+      </w:r>
+      <w:r>
+        <w:rPr>
+          <w:rFonts w:ascii="Arial" w:hAnsi="Arial" w:eastAsia="Malgun Gothic" w:cs="Malgun Gothic"/>
+          <w:color w:val="000000"/>
+          <w:sz w:val="22"/>
+          <w:lang w:eastAsia="ko-KR"/>
+        </w:rPr>
+        <w:t xml:space="preserve"> → 같은 backend 이미지를 복원본에 붙여 실제 로그인·조회). 2026-10-01 실측: 103MB DB(28k Node/109k Relation) 복원 3초, 23개 테이블 전부 일치, 로그인 성공(</w:t>
+      </w:r>
+      <w:r>
+        <w:rPr>
+          <w:rFonts w:ascii="Menlo" w:hAnsi="Menlo" w:eastAsia="Menlo" w:cs="Menlo"/>
+          <w:color w:val="000000"/>
+          <w:sz w:val="21"/>
+          <w:lang w:eastAsia="ko-KR"/>
+        </w:rPr>
+        <w:t>docs/NFR_REPORT.md</w:t>
+      </w:r>
+      <w:r>
+        <w:rPr>
+          <w:rFonts w:ascii="Arial" w:hAnsi="Arial" w:eastAsia="Malgun Gothic" w:cs="Malgun Gothic"/>
+          <w:color w:val="000000"/>
+          <w:sz w:val="22"/>
+          <w:lang w:eastAsia="ko-KR"/>
+        </w:rPr>
+        <w:t>). 백업의 암호화·오프사이트 전송, backup 복원 시 탈퇴 tombstone 재적용 절차는 구현하지 않았다.</w:t>
       </w:r>
     </w:p>
     <w:p>
